--- a/MIMs-latest-it.docx
+++ b/MIMs-latest-it.docx
@@ -101,7 +101,7 @@
           <w:color w:val="C2186F"/>
           <w:sz w:val="30"/>
         </w:rPr>
-        <w:t>Cosa inserire nel bando affinché il comune mantenga i propri dati</w:t>
+        <w:t>Cosa specificare nei documenti di gara affinché il comune mantenga il controllo dei propri dati</w:t>
       </w:r>
     </w:p>
     <w:p>
@@ -116,7 +116,7 @@
           <w:color w:val="5A5A6E"/>
           <w:sz w:val="22"/>
         </w:rPr>
-        <w:t>Per MIMs Plus 9.0 di OASC</w:t>
+        <w:t>Specifica: MIMs Plus 9.0 di OASC</w:t>
       </w:r>
     </w:p>
     <w:p>
@@ -131,7 +131,7 @@
           <w:color w:val="5A5A6E"/>
           <w:sz w:val="18"/>
         </w:rPr>
-        <w:t>Per responsabili degli appalti, responsabili di progetto e CIO dei comuni europei</w:t>
+        <w:t>Per responsabili degli appalti, responsabili di progetto e responsabili IT dei comuni europei</w:t>
       </w:r>
     </w:p>
     <w:p>
@@ -165,7 +165,7 @@
           <w:color w:val="003399"/>
           <w:sz w:val="36"/>
         </w:rPr>
-        <w:t>Perché questa guida</w:t>
+        <w:t>Scopo di questa guida</w:t>
       </w:r>
     </w:p>
     <w:p>
@@ -191,7 +191,7 @@
           <w:i w:val="0"/>
           <w:sz w:val="21"/>
         </w:rPr>
-        <w:t>Non deve necessariamente andare così. I Meccanismi Minimi di Interoperabilità (MIM), gestiti da Open &amp; Agile Smart Cities (OASC) e approvati dal movimento europeo living-in.eu, definiscono i requisiti tecnici minimi che mantengono i dati aperti, riutilizzabili e neutrali rispetto ai fornitori. Sono volutamente essenziali: non una mastodontica architettura, ma solo le poche condizioni necessarie affinché i sistemi possano dialogare tra loro.</w:t>
+        <w:t>Non deve necessariamente andare così. I Meccanismi Minimi di Interoperabilità (MIM), gestiti da Open &amp; Agile Smart Cities (OASC) e approvati dal movimento europeo living-in.eu, descrivono i requisiti tecnici minimi che mantengono i dati aperti, riutilizzabili e neutrali rispetto ai fornitori. Sono volutamente essenziali: non una grande architettura, ma solo le poche condizioni che devono valere affinché i sistemi possano scambiarsi dati.</w:t>
       </w:r>
     </w:p>
     <w:p>
@@ -204,7 +204,7 @@
           <w:i w:val="0"/>
           <w:sz w:val="21"/>
         </w:rPr>
-        <w:t>Non occorre essere ingegneri per usarli. Ogni checklist traduce un MIM in voci chiare e pratiche da copiare nei capitolati, indicando il motivo per cui ciascuna tutela l'ente. Subito dopo la checklist si trova ogni singolo requisito del MIM, parola per parola, affinché i colleghi tecnici e gli offerenti possano verificarne i dettagli.</w:t>
+        <w:t>Non sono richieste competenze tecniche per usare questa guida. Ciascuna checklist traduce un MIM in voci chiare e pratiche da copiare in una gara, indicando il motivo per cui ciascuna tutela l'ente. Subito dopo la checklist si trova ogni singolo requisito del MIM, parola per parola, affinché i colleghi tecnici e gli offerenti possano verificarne i dettagli.</w:t>
       </w:r>
     </w:p>
     <w:p>
@@ -268,7 +268,7 @@
           <w:color w:val="003399"/>
           <w:sz w:val="22"/>
         </w:rPr>
-        <w:t>In che modo i MIM si raccordano al diritto dell'UE</w:t>
+        <w:t>Come i MIM si integrano con il diritto dell’UE</w:t>
       </w:r>
     </w:p>
     <w:tbl>
@@ -839,7 +839,7 @@
                 <w:i w:val="0"/>
                 <w:sz w:val="19"/>
               </w:rPr>
-              <w:t>Le voci della checklist usano «deve» anche laddove la specifica formula solo una raccomandazione (dovrebbe) o elenca un meccanismo candidato. Si tratta di una scelta della stazione appaltante.</w:t>
+              <w:t>Le voci della checklist formulano ciascun punto come prescrizione anche laddove la specifica formula solo una raccomandazione (dovrebbe) o elenca un meccanismo candidato. Si tratta di una decisione della stazione appaltante.</w:t>
             </w:r>
           </w:p>
         </w:tc>
@@ -888,7 +888,7 @@
           <w:i w:val="0"/>
           <w:sz w:val="21"/>
         </w:rPr>
-        <w:t>Sette meccanismi essenziali, un solo obiettivo: i dati restano tuoi e i tuoi sistemi possono dialogare tra loro.</w:t>
+        <w:t>Sette meccanismi essenziali, un solo obiettivo: i dati restano sotto il controllo della città e i sistemi funzionano insieme.</w:t>
       </w:r>
     </w:p>
     <w:p>
@@ -1524,7 +1524,7 @@
           <w:i w:val="0"/>
           <w:sz w:val="20"/>
         </w:rPr>
-        <w:t>Tutti i dati raccolti o generati dal sistema sono recuperabili in almeno un formato leggibile meccanicamente (es. JSON, CSV) tramite una normale API web.</w:t>
+        <w:t>Tutti i dati raccolti o generati dal sistema sono recuperabili in almeno un formato leggibile meccanicamente (es. JSON, CSV) tramite un'API web standard.</w:t>
       </w:r>
     </w:p>
     <w:p>
@@ -1686,7 +1686,7 @@
           <w:i w:val="0"/>
           <w:sz w:val="20"/>
         </w:rPr>
-        <w:t>Laddove il caso d'uso richieda dati in tempo reale, i fruitori possono iscriversi alle modifiche (webhook, MQTT o analoghi) invece di fare continue interrogazioni.</w:t>
+        <w:t>Laddove il caso d'uso richieda dati in tempo reale, i fruitori possono sottoscrivere le modifiche (webhook, MQTT o analoghi) invece di ricorrere al polling continuo.</w:t>
       </w:r>
     </w:p>
     <w:p>
@@ -1945,7 +1945,7 @@
                 <w:i w:val="0"/>
                 <w:sz w:val="18"/>
               </w:rPr>
-              <w:t>Tariffazione per singola richiesta per accedere ai dati del comune (si veda la clausola «Nessun costo per utente o richiesta»).</w:t>
+              <w:t>Tariffazione per singola richiesta per accedere ai dati propri del comune (si veda la clausola «Nessun costo per i dati propri»).</w:t>
             </w:r>
           </w:p>
         </w:tc>
@@ -2218,7 +2218,7 @@
                 <w:i w:val="0"/>
                 <w:sz w:val="16"/>
               </w:rPr>
-              <w:t>I modelli dati utilizzati dal carico utile dovrebbero essere specificati (si veda MIM2)</w:t>
+              <w:t>I modelli dati utilizzati dai payload dovrebbero essere specificati (si veda MIM2)</w:t>
             </w:r>
           </w:p>
         </w:tc>
@@ -2482,9 +2482,9 @@
               <w:br/>
               <w:t>Le API DOVREBBERO supportare il versionamento esplicito degli endpoint</w:t>
               <w:br/>
-              <w:t>Le API DOVREBBERO fornire carichi utili di esempio o query di test</w:t>
+              <w:t>Le API DOVREBBERO fornire payload di esempio o query di test</w:t>
               <w:br/>
-              <w:t>Le API DOVREBBERO supportare le intestazioni standard di memorizzazione nella cache HTTP</w:t>
+              <w:t>Le API DOVREBBERO supportare le intestazioni standard di caching HTTP</w:t>
               <w:br/>
               <w:t>Le API DOVREBBERO comunicare lo stato del limite di frequenza tramite intestazioni HTTP standard</w:t>
               <w:br/>
@@ -3005,7 +3005,7 @@
           <w:i w:val="0"/>
           <w:sz w:val="20"/>
         </w:rPr>
-        <w:t>Se la stessa cosa del mondo reale è presente in più sistemi, gli identificatori possono essere mappati tra loro.</w:t>
+        <w:t>Laddove la medesima entità reale sia presente in più sistemi, gli identificatori possono essere mappati tra loro.</w:t>
       </w:r>
     </w:p>
     <w:p>
@@ -3616,7 +3616,7 @@
                 <w:color w:val="003399"/>
                 <w:sz w:val="16"/>
               </w:rPr>
-              <w:t>Le entità POSSONO essere tipizzate</w:t>
+              <w:t>Le entità possono essere tipizzate</w:t>
             </w:r>
           </w:p>
         </w:tc>
@@ -4357,7 +4357,7 @@
                 <w:i w:val="0"/>
                 <w:sz w:val="18"/>
               </w:rPr>
-              <w:t>I dati della tua città sono compresi dagli applicativi di altri enti — e viceversa.</w:t>
+              <w:t>I dati del proprio ente sono compresi dagli applicativi di altri enti — e viceversa.</w:t>
             </w:r>
           </w:p>
           <w:p>
@@ -4443,7 +4443,7 @@
                 <w:i w:val="0"/>
                 <w:sz w:val="18"/>
               </w:rPr>
-              <w:t>Documentazione disponibile solo sotto accordo di riservatezza (NDA).</w:t>
+              <w:t>Documentazione disponibile solo previa sottoscrizione di un NDA.</w:t>
             </w:r>
           </w:p>
         </w:tc>
@@ -4969,7 +4969,7 @@
                 <w:i w:val="0"/>
                 <w:sz w:val="16"/>
               </w:rPr>
-              <w:t>La documentazione del formato di trasporto dati dovrebbe essere sufficiente a consentire la creazione di un'applicazione o interprete non proprietario in grado di ricostruire tutti i dati archiviati in tale formato.</w:t>
+              <w:t>La documentazione del formato di trasporto dei dati dovrebbe essere sufficiente a consentire la creazione di un'applicazione o interprete non proprietario in grado di ricostruire tutti i dati archiviati in tale formato di dati.</w:t>
             </w:r>
           </w:p>
         </w:tc>
@@ -4985,7 +4985,7 @@
                 <w:color w:val="5A5A6E"/>
                 <w:sz w:val="16"/>
               </w:rPr>
-              <w:t>The documentation of the data transport format should be sufficient to allow the creation of non-proprietary application or interpretor that is able to reconstruct all the data stored in such a data format.</w:t>
+              <w:t>The documentation of the data transport format should be sufficient to allow the creation of non-proprietary application or interpretor [sic] that is able to reconstruct all the data stored in such a data format.</w:t>
             </w:r>
           </w:p>
         </w:tc>
@@ -5119,7 +5119,7 @@
                 <w:color w:val="003399"/>
                 <w:sz w:val="16"/>
               </w:rPr>
-              <w:t>Ove opportuno, dovrebbe essere possibile creare «Profili di Applicazione» per un modello dati, così da poter aggiungere o specificare attributi propri del caso d'uso senza modificare il modello dati sottostante</w:t>
+              <w:t>Ove opportuno, dovrebbe essere possibile creare «profili applicativi» per un modello dati, così da poter aggiungere o specificare attributi specifici del caso d'uso senza modificare il modello dati sottostante</w:t>
             </w:r>
           </w:p>
         </w:tc>
@@ -5317,7 +5317,7 @@
           <w:i w:val="0"/>
           <w:sz w:val="20"/>
         </w:rPr>
-        <w:t>Non tutti i dati comunali possono essere semplicemente pubblicati: alcuni sono commerciali, altri riservati. MIM3 disciplina la condivisione sicura di tutti gli altri: un catalogo consultabile, licenze basate su modelli standard anziché clausole legali create ad hoc e regole di governance chiare per tutti. La specifica formula quasi tutto il MIM3 come raccomandazione (si veda pag. 3).</w:t>
+        <w:t>Non tutti i dati comunali possono essere semplicemente pubblicati: alcuni sono commerciali, altri sensibili. MIM3 riguarda comunque la condivisione sicura di tutti gli altri: un catalogo consultabile dagli utenti, licenze basate su modelli standard anziché testi legali ad hoc e regole di governance accessibili a tutti. La specifica formula quasi tutto il MIM3 come raccomandazione (si veda p. 3).</w:t>
       </w:r>
     </w:p>
     <w:p>
@@ -5402,7 +5402,7 @@
           <w:i w:val="0"/>
           <w:sz w:val="20"/>
         </w:rPr>
-        <w:t>Condizioni e licenze d'uso dei dati derivano da modelli consolidati (es. licenze aperte, accordi standard di condivisione dati), non da clausole create ad hoc.</w:t>
+        <w:t>Condizioni e licenze per l'uso dei dati derivano da modelli consolidati (es. licenze aperte, accordi standard di condivisione dati), non da testi legali ad hoc per singolo set di dati.</w:t>
       </w:r>
     </w:p>
     <w:p>
@@ -5416,7 +5416,7 @@
           <w:color w:val="5A5A6E"/>
           <w:sz w:val="18"/>
         </w:rPr>
-        <w:t xml:space="preserve">Gli accordi scalano; l'ufficio legale non diventa un collo di bottiglia.   </w:t>
+        <w:t xml:space="preserve">Gli accordi scalano senza necessità di verifiche legali caso per caso.   </w:t>
       </w:r>
       <w:r>
         <w:rPr>
@@ -5617,7 +5617,7 @@
                 <w:i w:val="0"/>
                 <w:sz w:val="18"/>
               </w:rPr>
-              <w:t>Il fornitore rivendica diritti sui dati dell'ente (si veda la clausola «Titolarità dei dati»).</w:t>
+              <w:t>Il fornitore rivendica diritti sui dati del comune (si veda la clausola «Diritti sui dati»).</w:t>
             </w:r>
           </w:p>
           <w:p>
@@ -7223,7 +7223,7 @@
           <w:color w:val="003399"/>
           <w:sz w:val="36"/>
         </w:rPr>
-        <w:t>MIM6 · I nostri dati sono al sicuro in transito e durante l'uso?</w:t>
+        <w:t>MIM6 · I nostri dati sono al sicuro?</w:t>
       </w:r>
     </w:p>
     <w:p>
@@ -7467,7 +7467,7 @@
           <w:i w:val="0"/>
           <w:sz w:val="20"/>
         </w:rPr>
-        <w:t>Il fornitore deve dimostrare la conformità a ISO/IEC 27001:2022 (o equivalente) per il servizio gestito.</w:t>
+        <w:t>L'offerente dimostra l'allineamento a ISO/IEC 27001:2022 (o equivalente) per il servizio gestito.</w:t>
       </w:r>
     </w:p>
     <w:p>
@@ -7586,7 +7586,7 @@
                 <w:i w:val="0"/>
                 <w:sz w:val="18"/>
               </w:rPr>
-              <w:t>Quando qualcosa non va, i log dicono cosa e chi.</w:t>
+              <w:t>Dopo un incidente, i registri mostrano cosa è successo e chi ha agito.</w:t>
             </w:r>
           </w:p>
         </w:tc>
@@ -8818,7 +8818,7 @@
                 <w:i w:val="0"/>
                 <w:sz w:val="18"/>
               </w:rPr>
-              <w:t>Un'unica mappa della città invece di dieci visualizzatori di fornitori.</w:t>
+              <w:t>Un’unica mappa cittadina invece di dieci visualizzatori di singoli fornitori.</w:t>
             </w:r>
           </w:p>
           <w:p>
@@ -9698,7 +9698,7 @@
           <w:i w:val="0"/>
           <w:sz w:val="20"/>
         </w:rPr>
-        <w:t>Gli output usano formati aperti e standard (GeoJSON, CityJSON, 3D Tiles, NetCDF…) elaborabili con strumenti di terze parti.</w:t>
+        <w:t>Gli output utilizzano formati standard (GeoJSON, CityJSON, 3D Tiles, NetCDF…) leggibili da strumenti di terze parti.</w:t>
       </w:r>
     </w:p>
     <w:p>
@@ -10412,7 +10412,7 @@
                 <w:i w:val="0"/>
                 <w:sz w:val="16"/>
               </w:rPr>
-              <w:t>Un uso affidabile, fidato ed etico dei metodi innovativi (LLM, IA agentica, ecc.) dovrebbe essere salvaguardato. Le distorsioni (bias) dovrebbero essere ridotte al minimo ove applicabile. I metodi impiegati per garantire ciò dovrebbero essere descritti.</w:t>
+              <w:t>Un uso affidabile, attendibile ed etico dei metodi innovativi (LLM, IA agentica, ecc.) dovrebbe essere salvaguardato. Le distorsioni (bias) dovrebbero essere ridotte al minimo ove applicabile. I metodi impiegati per garantire ciò dovrebbero essere descritti.</w:t>
             </w:r>
           </w:p>
         </w:tc>
@@ -10510,7 +10510,7 @@
                 <w:i w:val="0"/>
                 <w:sz w:val="16"/>
               </w:rPr>
-              <w:t>Affinché i dati possano essere utilizzati nei modelli di IA, la provenienza e l'affidabilità dovrebbero essere garantite. In alcuni casi, deve essere indicata una fonte autorevole, come un'agenzia governativa.</w:t>
+              <w:t>Affinché i dati possano essere utilizzati nei modelli di IA, la provenienza e l'affidabilità dovrebbero essere garantite. In alcuni casi, deve essere indicata una fonte autorevole, come un ente pubblico o un'amministrazione pubblica.</w:t>
             </w:r>
           </w:p>
         </w:tc>
@@ -11399,7 +11399,7 @@
           <w:i w:val="0"/>
           <w:sz w:val="20"/>
         </w:rPr>
-        <w:t>Queste clausole dovrebbero comparire in ogni bando, a prescindere dall'oggetto della fornitura. Derivano dalla prassi degli appalti legata ai MIM e a living-in.eu. La maggior parte non poggia su un singolo requisito tecnico, pertanto non riporta codici di riferimento (il versionamento delle API è anche una raccomandazione di MIM0 C2). Hanno un impatto economico nullo; ometterle può costare moltissimo.</w:t>
+        <w:t>Queste clausole dovrebbero comparire in ogni bando, a prescindere dall'oggetto della fornitura. Derivano dalla prassi degli appalti legata ai MIM e a living-in.eu. La maggior parte non poggia su un singolo requisito tecnico, pertanto non riporta codici di riferimento (il versionamento delle API è anche una raccomandazione di MIM0 C2). Inserirle costa poco; ometterle può costare moltissimo.</w:t>
       </w:r>
     </w:p>
     <w:p>
@@ -11435,7 +11435,7 @@
           <w:i w:val="0"/>
           <w:sz w:val="20"/>
         </w:rPr>
-        <w:t>Alla scadenza contrattuale, tutti i dati dell'ente (e le configurazioni) sono restituiti in formati aperti e documentati, senza costi aggiuntivi.</w:t>
+        <w:t>Alla scadenza contrattuale, tutti i dati dell'ente (e le configurazioni) sono consegnati in formati aperti e documentati, senza costi aggiuntivi.</w:t>
       </w:r>
     </w:p>
     <w:p>
@@ -11458,7 +11458,7 @@
           <w:color w:val="003399"/>
           <w:sz w:val="21"/>
         </w:rPr>
-        <w:t>X.2  Titolarità dei dati</w:t>
+        <w:t>X.2  Diritti sui dati</w:t>
       </w:r>
     </w:p>
     <w:p>
@@ -11471,7 +11471,7 @@
           <w:i w:val="0"/>
           <w:sz w:val="20"/>
         </w:rPr>
-        <w:t>Tutti i diritti sui dati raccolti ed elaborati nell'ambito dell'esecuzione del contratto appartengono esclusivamente alla stazione appaltante.</w:t>
+        <w:t>Tutti i diritti sui dati raccolti e derivati nell'ambito del contratto appartengono alla stazione appaltante.</w:t>
       </w:r>
     </w:p>
     <w:p>
@@ -11494,7 +11494,7 @@
           <w:color w:val="003399"/>
           <w:sz w:val="21"/>
         </w:rPr>
-        <w:t>X.3  Nessun costo per utente o richiesta</w:t>
+        <w:t>X.3  Nessun costo per i dati propri</w:t>
       </w:r>
     </w:p>
     <w:p>
@@ -11507,7 +11507,7 @@
           <w:i w:val="0"/>
           <w:sz w:val="20"/>
         </w:rPr>
-        <w:t>Nessun costo per l'accesso della città ai propri dati.</w:t>
+        <w:t>La stazione appaltante non paga alcun corrispettivo per accedere ai propri dati, né per utente né per richiesta.</w:t>
       </w:r>
     </w:p>
     <w:p>
@@ -11543,7 +11543,7 @@
           <w:i w:val="0"/>
           <w:sz w:val="20"/>
         </w:rPr>
-        <w:t>L'appaltatore garantisce la retrocompatibilità dell'API per l'intera durata del contratto. Le modifiche sostanziali sono comunicate con almeno 6 mesi di anticipo e rilasciate in una nuova versione, mantenendo attiva la precedente fino alla data concordata per la dismissione.</w:t>
+        <w:t>L'appaltatore garantisce la retrocompatibilità dell'API per l'intera durata del contratto. Le modifiche non retrocompatibili (breaking changes) sono comunicate con almeno 6 mesi di anticipo e rilasciate in una nuova versione, mantenendo attiva la precedente fino alla data concordata per la dismissione.</w:t>
       </w:r>
     </w:p>
     <w:p>
@@ -11579,7 +11579,7 @@
           <w:i w:val="0"/>
           <w:sz w:val="20"/>
         </w:rPr>
-        <w:t>I concorrenti dimostrano la conformità in sede di valutazione delle offerte anziché limitarsi a dichiararla. Per le API ciò richiede documentazione interattiva pubblica (es. OpenAPI) e una chiamata di test attiva con dati validi. Ogni voce selezionata è nuovamente collaudata alla consegna.</w:t>
+        <w:t>I concorrenti dimostrano la conformità in sede di valutazione delle offerte anziché limitarsi a dichiararla. Per le API ciò richiede una documentazione interattiva pubblicata (come OpenAPI) e una chiamata dal vivo che restituisca dati validi. Ogni voce selezionata è nuovamente collaudata alla consegna.</w:t>
       </w:r>
     </w:p>
     <w:p>
@@ -11615,7 +11615,7 @@
           <w:i w:val="0"/>
           <w:sz w:val="20"/>
         </w:rPr>
-        <w:t>Il bando indica gli standard richiamati; le dichiarazioni di conformità devono specificare l'interfaccia esatta e la versione. Ogni richiamo a norme o specifiche tecniche consente una soluzione equivalente; l'onere della prova dell'equivalenza incombe sull'offerente.</w:t>
+        <w:t>La gara indica norme e standard specifici; le dichiarazioni di conformità o compatibilità devono citare l'interfaccia esatta e la versione. Ogni riferimento a una norma o specifica tecnica ammette una soluzione equivalente; l'offerente dimostra l'equivalenza.</w:t>
       </w:r>
     </w:p>
     <w:p>
@@ -11683,7 +11683,7 @@
           <w:i w:val="0"/>
           <w:sz w:val="20"/>
         </w:rPr>
-        <w:t>Pagine selezionate: MIM0, MIM1, MIM2, MIM6 e MIM7 (i dati vanno su mappa). Da MIM3 solo la voce 3.1 (i dati sull'aria sono aperti, vanno catalogati); escluso MIM8: non si tratta di un gemello digitale.</w:t>
+        <w:t>Pagine selezionate: MIM0, MIM1, MIM2, MIM6 e MIM7 (i dati vanno su una mappa). Da MIM3 solo la voce 3.1 (i dati sulla qualità dell'aria sono pubblicati come dati aperti, quindi appartengono a un catalogo); non si applica MIM8: il sistema non è un gemello digitale.</w:t>
       </w:r>
     </w:p>
     <w:p>
@@ -11955,7 +11955,7 @@
                 <w:i w:val="0"/>
                 <w:sz w:val="18"/>
               </w:rPr>
-              <w:t>clausola di uscita, titolarità dei dati, divieto di costi per utente/richiesta, stabilità e versionamento API; tabella di conformità compilata in allegato</w:t>
+              <w:t>Clausola di uscita (exit clause), Diritti sui dati, Nessun costo per i dati propri, Stabilità e versionamento delle API; la tabella di conformità compilata come allegato</w:t>
             </w:r>
           </w:p>
         </w:tc>
@@ -12047,7 +12047,7 @@
           <w:i w:val="0"/>
           <w:sz w:val="19"/>
         </w:rPr>
-        <w:t>4.3.1 Tutti i dati raccolti o generati dal sistema sono recuperabili in almeno un formato leggibile meccanicamente (es. JSON, CSV) tramite una normale API web. (MIMs Plus 9.0, MIM0 R1.1, R1.2)</w:t>
+        <w:t>4.3.1 Tutti i dati raccolti o generati dal sistema sono recuperabili in almeno un formato leggibile meccanicamente (es. JSON, CSV) tramite un'API web standard. (MIMs Plus 9.0, MIM0 R1.1, R1.2)</w:t>
       </w:r>
     </w:p>
     <w:p>
@@ -12112,7 +12112,7 @@
           <w:i w:val="0"/>
           <w:sz w:val="19"/>
         </w:rPr>
-        <w:t>4.3.23 L'offerente compila la tabella di conformità (allegato ai documenti di gara) fornendo le evidenze per ciascuna voce richiesta. L'offerente dimostra i punti da 4.3.1 a 4.3.21 tramite una chiamata API in tempo reale durante la valutazione delle offerte; la stazione appaltante li verifica nuovamente in sede di collaudo. L'esito negativo costituisce motivo di rifiuto del collaudo.</w:t>
+        <w:t>4.3.23 L'offerente compila la tabella di conformità (allegato ai documenti di gara) e fornisce le evidenze per ciascuna voce richiesta. Durante la valutazione delle offerte l'offerente dimostra i punti da 4.3.1 a 4.3.21 (ad esempio con una chiamata API dal vivo); un'offerta che non soddisfa un punto obbligatorio non è conforme ai requisiti dell'oggetto dell'appalto. La stazione appaltante verifica nuovamente i punti in sede di collaudo; un mancato soddisfacimento in tale sede costituisce motivo per rifiutare il collaudo.</w:t>
       </w:r>
     </w:p>
     <w:p>
@@ -12221,7 +12221,7 @@
                 <w:color w:val="003399"/>
                 <w:sz w:val="17"/>
               </w:rPr>
-              <w:t>Evidenza: modalità e riferimenti</w:t>
+              <w:t>Mezzo di prova: modalità e riferimenti</w:t>
             </w:r>
           </w:p>
         </w:tc>
@@ -12486,7 +12486,7 @@
           <w:color w:val="5A5A6E"/>
           <w:sz w:val="18"/>
         </w:rPr>
-        <w:t>Una promessa futura vale N: la commissione valuta esclusivamente quanto l'offerente è in grado di dimostrare oggi.</w:t>
+        <w:t>Una promessa di funzionalità future vale N: la commissione verifica solo ciò che l'offerente può mostrare. Per una voce obbligatoria, N significa che l'offerta non è conforme ai requisiti dell'oggetto dell'appalto.</w:t>
       </w:r>
     </w:p>
     <w:p>
@@ -12684,7 +12684,7 @@
                 <w:color w:val="003399"/>
                 <w:sz w:val="17"/>
               </w:rPr>
-              <w:t>Evidenza: modalità e riferimenti</w:t>
+              <w:t>Mezzo di prova: modalità e riferimenti</w:t>
             </w:r>
           </w:p>
           <w:p>
@@ -14135,7 +14135,7 @@
                 <w:color w:val="FFFFFF"/>
                 <w:sz w:val="17"/>
               </w:rPr>
-              <w:t>MIM6 · I nostri dati sono al sicuro in transito e durante l'uso?</w:t>
+              <w:t>MIM6 · I nostri dati sono al sicuro?</w:t>
             </w:r>
           </w:p>
         </w:tc>
@@ -14413,7 +14413,7 @@
                 <w:i w:val="0"/>
                 <w:sz w:val="17"/>
               </w:rPr>
-              <w:t>Conformità dimostrata a ISO/IEC 27001:2022</w:t>
+              <w:t>Allineamento dimostrato a ISO/IEC 27001:2022</w:t>
             </w:r>
           </w:p>
         </w:tc>
@@ -15457,7 +15457,7 @@
                 <w:i w:val="0"/>
                 <w:sz w:val="17"/>
               </w:rPr>
-              <w:t>Stabilità API: versionate, preavviso di 6 mesi per rotture</w:t>
+              <w:t>Stabilità API: versionata, preavviso di 6 mesi per modifiche incompatibili</w:t>
             </w:r>
           </w:p>
         </w:tc>
@@ -15843,7 +15843,7 @@
           <w:i w:val="0"/>
           <w:sz w:val="20"/>
         </w:rPr>
-        <w:t>Specifica tecnica accessibile a chiunque e implementabile senza dover corrispondere diritti né richiedere autorizzazioni.</w:t>
+        <w:t>Una regola tecnica che chiunque può leggere e implementare gratuitamente e senza autorizzazioni particolari.</w:t>
       </w:r>
     </w:p>
     <w:p>
@@ -15923,7 +15923,7 @@
           <w:color w:val="003399"/>
           <w:sz w:val="20"/>
         </w:rPr>
-        <w:t xml:space="preserve">Lock-in del fornitore  —  </w:t>
+        <w:t xml:space="preserve">Vendor lock-in  —  </w:t>
       </w:r>
       <w:r>
         <w:rPr>
@@ -15931,7 +15931,7 @@
           <w:i w:val="0"/>
           <w:sz w:val="20"/>
         </w:rPr>
-        <w:t>Condizione per cui sostituire un fornitore risulta proibitivo — per dispersione di dati, formati chiusi o costi — rimanendone vincolati.</w:t>
+        <w:t>Uno stato in cui il costo dei dati, dei formati o dei corrispettivi rende praticamente impossibile cambiare fornitore.</w:t>
       </w:r>
     </w:p>
     <w:p>
@@ -16094,7 +16094,7 @@
           <w:color w:val="C2186F"/>
           <w:sz w:val="18"/>
         </w:rPr>
-        <w:t>Realizzato con strumenti aperti. Liberamente riutilizzabile e adattabile per il tuo comune.</w:t>
+        <w:t>Realizzato con strumenti aperti. Liberamente riutilizzabile e adattabile per il proprio comune.</w:t>
       </w:r>
     </w:p>
     <w:p>
@@ -16124,7 +16124,7 @@
           <w:color w:val="5A5A6E"/>
           <w:sz w:val="17"/>
         </w:rPr>
-        <w:t>v9.0.6 · 2026-09-18</w:t>
+        <w:t>v9.0.7 · 2026-09-19</w:t>
       </w:r>
     </w:p>
     <w:sectPr>
@@ -16152,7 +16152,7 @@
         <w:color w:val="5A5A6E"/>
         <w:sz w:val="16"/>
       </w:rPr>
-      <w:t xml:space="preserve">Checklist per gli appalti basata sui Meccanismi Minimi di Interoperabilità (MIM) · MIMs Plus 9.0 · v9.0.6 · 2026-09-18  ·  </w:t>
+      <w:t xml:space="preserve">Checklist per gli appalti basata sui Meccanismi Minimi di Interoperabilità (MIM) · MIMs Plus 9.0 · v9.0.7 · 2026-09-19  ·  </w:t>
     </w:r>
     <w:fldSimple w:instr="PAGE"/>
   </w:p>
